--- a/NEOH_DE_Sep2026.docx
+++ b/NEOH_DE_Sep2026.docx
@@ -71,7 +71,97 @@
         <w:ind w:left="240"/>
       </w:pPr>
       <w:r>
-        <w:t xml:space="preserve">Branch: Unter 16 Jahre - Terminierung — Wenn alter &lt; 16 → Ende der Umfrage</w:t>
+        <w:t xml:space="preserve">Branch — Screen-out: unter 16 Jahre: wenn alter &lt; 16</w:t>
+      </w:r>
+    </w:p>
+    <w:p>
+      <w:pPr>
+        <w:spacing w:after="60" w:before="0"/>
+        <w:ind w:left="480"/>
+      </w:pPr>
+      <w:r>
+        <w:t xml:space="preserve">→ Ende der Umfrage</w:t>
+      </w:r>
+    </w:p>
+    <w:p>
+      <w:pPr>
+        <w:spacing w:after="60" w:before="0"/>
+        <w:ind w:left="240"/>
+      </w:pPr>
+      <w:r>
+        <w:t xml:space="preserve">Embedded Data: altersgruppe = 65+</w:t>
+      </w:r>
+    </w:p>
+    <w:p>
+      <w:pPr>
+        <w:spacing w:after="60" w:before="0"/>
+        <w:ind w:left="240"/>
+      </w:pPr>
+      <w:r>
+        <w:t xml:space="preserve">Branch — altersgruppe 50-64: wenn alter &lt; 65</w:t>
+      </w:r>
+    </w:p>
+    <w:p>
+      <w:pPr>
+        <w:spacing w:after="60" w:before="0"/>
+        <w:ind w:left="480"/>
+      </w:pPr>
+      <w:r>
+        <w:t xml:space="preserve">Embedded Data: altersgruppe = 50-64</w:t>
+      </w:r>
+    </w:p>
+    <w:p>
+      <w:pPr>
+        <w:spacing w:after="60" w:before="0"/>
+        <w:ind w:left="240"/>
+      </w:pPr>
+      <w:r>
+        <w:t xml:space="preserve">Branch — altersgruppe 35-49: wenn alter &lt; 50</w:t>
+      </w:r>
+    </w:p>
+    <w:p>
+      <w:pPr>
+        <w:spacing w:after="60" w:before="0"/>
+        <w:ind w:left="480"/>
+      </w:pPr>
+      <w:r>
+        <w:t xml:space="preserve">Embedded Data: altersgruppe = 35-49</w:t>
+      </w:r>
+    </w:p>
+    <w:p>
+      <w:pPr>
+        <w:spacing w:after="60" w:before="0"/>
+        <w:ind w:left="240"/>
+      </w:pPr>
+      <w:r>
+        <w:t xml:space="preserve">Branch — altersgruppe 25-34: wenn alter &lt; 35</w:t>
+      </w:r>
+    </w:p>
+    <w:p>
+      <w:pPr>
+        <w:spacing w:after="60" w:before="0"/>
+        <w:ind w:left="480"/>
+      </w:pPr>
+      <w:r>
+        <w:t xml:space="preserve">Embedded Data: altersgruppe = 25-34</w:t>
+      </w:r>
+    </w:p>
+    <w:p>
+      <w:pPr>
+        <w:spacing w:after="60" w:before="0"/>
+        <w:ind w:left="240"/>
+      </w:pPr>
+      <w:r>
+        <w:t xml:space="preserve">Branch — altersgruppe 16-24: wenn alter &lt; 25</w:t>
+      </w:r>
+    </w:p>
+    <w:p>
+      <w:pPr>
+        <w:spacing w:after="60" w:before="0"/>
+        <w:ind w:left="480"/>
+      </w:pPr>
+      <w:r>
+        <w:t xml:space="preserve">Embedded Data: altersgruppe = 16-24</w:t>
       </w:r>
     </w:p>
     <w:p>
@@ -81,6 +171,24 @@
       </w:pPr>
       <w:r>
         <w:t xml:space="preserve">Standard: Markenbekanntheit (4 Fragen)</w:t>
+      </w:r>
+    </w:p>
+    <w:p>
+      <w:pPr>
+        <w:spacing w:after="60" w:before="0"/>
+        <w:ind w:left="240"/>
+      </w:pPr>
+      <w:r>
+        <w:t xml:space="preserve">Branch — Screen-out: NEOH nicht bekannt: wenn bekanntheit = NEOH (13) nicht ausgewählt</w:t>
+      </w:r>
+    </w:p>
+    <w:p>
+      <w:pPr>
+        <w:spacing w:after="60" w:before="0"/>
+        <w:ind w:left="480"/>
+      </w:pPr>
+      <w:r>
+        <w:t xml:space="preserve">→ Ende der Umfrage</w:t>
       </w:r>
     </w:p>
     <w:p>
@@ -1135,19 +1243,6 @@
       </w:pPr>
       <w:r>
         <w:t xml:space="preserve">⊗ KEINE Marke  (99)</w:t>
-      </w:r>
-    </w:p>
-    <w:p>
-      <w:pPr>
-        <w:spacing w:after="60" w:before="80"/>
-      </w:pPr>
-      <w:r>
-        <w:rPr>
-          <w:i/>
-          <w:iCs/>
-          <w:color w:val="767171"/>
-        </w:rPr>
-        <w:t xml:space="preserve">Springe zu: Ende der Umfrage, wenn bekanntheit ≠ NEOH (13)</w:t>
       </w:r>
     </w:p>
     <w:p>

--- a/NEOH_DE_Sep2026.docx
+++ b/NEOH_DE_Sep2026.docx
@@ -21,7 +21,7 @@
           <w:iCs/>
           <w:color w:val="595959"/>
         </w:rPr>
-        <w:t xml:space="preserve">Qualtrics-Fragebogendokumentation · Sprache DE · 25 Fragen</w:t>
+        <w:t xml:space="preserve">Qualtrics-Fragebogendokumentation · Sprache DE · 26 Fragen</w:t>
       </w:r>
     </w:p>
     <w:p>
@@ -206,7 +206,7 @@
         <w:ind w:left="240"/>
       </w:pPr>
       <w:r>
-        <w:t xml:space="preserve">Standard: Markengesundheit (4 Fragen)</w:t>
+        <w:t xml:space="preserve">Standard: Markengesundheit (5 Fragen)</w:t>
       </w:r>
     </w:p>
     <w:p>
@@ -2017,6 +2017,67 @@
       </w:pPr>
       <w:r>
         <w:t xml:space="preserve">☐ Weiß nicht</w:t>
+      </w:r>
+    </w:p>
+    <w:p>
+      <w:pPr>
+        <w:spacing w:after="80" w:before="120"/>
+      </w:pPr>
+      <w:r>
+        <w:rPr>
+          <w:b/>
+          <w:bCs/>
+        </w:rPr>
+        <w:t xml:space="preserve">attention  Diese Frage prüft nur, ob die Fragen aufmerksam gelesen werden. Bitte ziehen Sie den Schieberegler ganz nach rechts auf 100.</w:t>
+      </w:r>
+    </w:p>
+    <w:p>
+      <w:pPr>
+        <w:spacing w:after="80" w:before="0"/>
+      </w:pPr>
+      <w:r>
+        <w:rPr>
+          <w:i/>
+          <w:iCs/>
+          <w:color w:val="767171"/>
+        </w:rPr>
+        <w:t xml:space="preserve">[Antwortpflicht]</w:t>
+      </w:r>
+    </w:p>
+    <w:p>
+      <w:pPr>
+        <w:spacing w:after="60" w:before="0"/>
+        <w:ind w:left="240"/>
+      </w:pPr>
+      <w:r>
+        <w:rPr>
+          <w:color w:val="404040"/>
+        </w:rPr>
+        <w:t xml:space="preserve">Ganz links     |     Mitte     |     Ganz rechts</w:t>
+      </w:r>
+    </w:p>
+    <w:p>
+      <w:pPr>
+        <w:spacing w:after="60" w:before="0"/>
+        <w:ind w:left="240"/>
+      </w:pPr>
+      <w:r>
+        <w:rPr>
+          <w:rFonts w:ascii="Consolas" w:cs="Consolas" w:eastAsia="Consolas" w:hAnsi="Consolas"/>
+          <w:color w:val="767171"/>
+          <w:sz w:val="16"/>
+          <w:szCs w:val="16"/>
+        </w:rPr>
+        <w:t xml:space="preserve">-100   -80   -60   -40   -20   0   20   40   60   80   100</w:t>
+      </w:r>
+    </w:p>
+    <w:p>
+      <w:pPr>
+        <w:spacing w:after="60" w:before="0"/>
+        <w:ind w:left="240"/>
+      </w:pPr>
+      <w:r>
+        <w:t xml:space="preserve">Bitte klicken Sie auf den Schieberegler und ziehen Sie ihn ganz nach rechts</w:t>
       </w:r>
     </w:p>
     <w:p>

--- a/NEOH_DE_Sep2026.docx
+++ b/NEOH_DE_Sep2026.docx
@@ -71,7 +71,7 @@
         <w:ind w:left="240"/>
       </w:pPr>
       <w:r>
-        <w:t xml:space="preserve">Branch — Screen-out: unter 16 Jahre: wenn alter &lt; 16</w:t>
+        <w:t xml:space="preserve">Branch — Screen-out: unter 18 Jahre: wenn alter &lt; 18</w:t>
       </w:r>
     </w:p>
     <w:p>
@@ -89,16 +89,16 @@
         <w:ind w:left="240"/>
       </w:pPr>
       <w:r>
-        <w:t xml:space="preserve">Embedded Data: altersgruppe = 65+</w:t>
-      </w:r>
-    </w:p>
-    <w:p>
-      <w:pPr>
-        <w:spacing w:after="60" w:before="0"/>
-        <w:ind w:left="240"/>
-      </w:pPr>
-      <w:r>
-        <w:t xml:space="preserve">Branch — altersgruppe 50-64: wenn alter &lt; 65</w:t>
+        <w:t xml:space="preserve">Embedded Data: altersgruppe = 60-99</w:t>
+      </w:r>
+    </w:p>
+    <w:p>
+      <w:pPr>
+        <w:spacing w:after="60" w:before="0"/>
+        <w:ind w:left="240"/>
+      </w:pPr>
+      <w:r>
+        <w:t xml:space="preserve">Branch — altersgruppe 50-59: wenn alter &lt; 60</w:t>
       </w:r>
     </w:p>
     <w:p>
@@ -107,16 +107,16 @@
         <w:ind w:left="480"/>
       </w:pPr>
       <w:r>
-        <w:t xml:space="preserve">Embedded Data: altersgruppe = 50-64</w:t>
-      </w:r>
-    </w:p>
-    <w:p>
-      <w:pPr>
-        <w:spacing w:after="60" w:before="0"/>
-        <w:ind w:left="240"/>
-      </w:pPr>
-      <w:r>
-        <w:t xml:space="preserve">Branch — altersgruppe 35-49: wenn alter &lt; 50</w:t>
+        <w:t xml:space="preserve">Embedded Data: altersgruppe = 50-59</w:t>
+      </w:r>
+    </w:p>
+    <w:p>
+      <w:pPr>
+        <w:spacing w:after="60" w:before="0"/>
+        <w:ind w:left="240"/>
+      </w:pPr>
+      <w:r>
+        <w:t xml:space="preserve">Branch — altersgruppe 40-49: wenn alter &lt; 50</w:t>
       </w:r>
     </w:p>
     <w:p>
@@ -125,16 +125,16 @@
         <w:ind w:left="480"/>
       </w:pPr>
       <w:r>
-        <w:t xml:space="preserve">Embedded Data: altersgruppe = 35-49</w:t>
-      </w:r>
-    </w:p>
-    <w:p>
-      <w:pPr>
-        <w:spacing w:after="60" w:before="0"/>
-        <w:ind w:left="240"/>
-      </w:pPr>
-      <w:r>
-        <w:t xml:space="preserve">Branch — altersgruppe 25-34: wenn alter &lt; 35</w:t>
+        <w:t xml:space="preserve">Embedded Data: altersgruppe = 40-49</w:t>
+      </w:r>
+    </w:p>
+    <w:p>
+      <w:pPr>
+        <w:spacing w:after="60" w:before="0"/>
+        <w:ind w:left="240"/>
+      </w:pPr>
+      <w:r>
+        <w:t xml:space="preserve">Branch — altersgruppe 30-39: wenn alter &lt; 40</w:t>
       </w:r>
     </w:p>
     <w:p>
@@ -143,16 +143,16 @@
         <w:ind w:left="480"/>
       </w:pPr>
       <w:r>
-        <w:t xml:space="preserve">Embedded Data: altersgruppe = 25-34</w:t>
-      </w:r>
-    </w:p>
-    <w:p>
-      <w:pPr>
-        <w:spacing w:after="60" w:before="0"/>
-        <w:ind w:left="240"/>
-      </w:pPr>
-      <w:r>
-        <w:t xml:space="preserve">Branch — altersgruppe 16-24: wenn alter &lt; 25</w:t>
+        <w:t xml:space="preserve">Embedded Data: altersgruppe = 30-39</w:t>
+      </w:r>
+    </w:p>
+    <w:p>
+      <w:pPr>
+        <w:spacing w:after="60" w:before="0"/>
+        <w:ind w:left="240"/>
+      </w:pPr>
+      <w:r>
+        <w:t xml:space="preserve">Branch — altersgruppe 18-29: wenn alter &lt; 30</w:t>
       </w:r>
     </w:p>
     <w:p>
@@ -161,7 +161,7 @@
         <w:ind w:left="480"/>
       </w:pPr>
       <w:r>
-        <w:t xml:space="preserve">Embedded Data: altersgruppe = 16-24</w:t>
+        <w:t xml:space="preserve">Embedded Data: altersgruppe = 18-29</w:t>
       </w:r>
     </w:p>
     <w:p>

--- a/NEOH_DE_Sep2026.docx
+++ b/NEOH_DE_Sep2026.docx
@@ -44,7 +44,7 @@
         <w:ind w:left="240"/>
       </w:pPr>
       <w:r>
-        <w:t xml:space="preserve">Embedded Data: land = DE</w:t>
+        <w:t xml:space="preserve">Embedded Data: land = DE, PID = </w:t>
       </w:r>
     </w:p>
     <w:p>

--- a/NEOH_DE_Sep2026.docx
+++ b/NEOH_DE_Sep2026.docx
@@ -284,7 +284,7 @@
           <w:b/>
           <w:bCs/>
         </w:rPr>
-        <w:t xml:space="preserve">einleitung  Liebe Umfrageteilnehmer:innen,  Vielen Dank, dass Sie an unserer Studie teilnehmen. Im Rahmen eines Forschungsprojekts der WU Wien untersuchen wir, wie Konsument:innen in Deutschland Schokoladen- und Snackmarken wahrnehmen. Ihre Antworten helfen uns, aktuelle Trends im Süßwarenmarkt besser zu verstehen.  Was erwartet Sie?  Fragen zu Ihrer Markenwahrnehmung, Ihren Mediengewohnheiten und Ihrem Kaufverhalten bei Schokoladen- und Snackriegeln.  Dauer: ca. 10–13 Minuten  Datenschutz: Ihre Antworten werden anonym erfasst und ausschließlich für wissenschaftliche Zwecke verwendet. Eine Zuordnung zu Ihrer Person ist nicht möglich. Bitte beantworten Sie die Fragen spontan — es gibt keine richtigen oder falschen Antworten.  Mit besten Grüßen,  Dr. Arne Floh  arne.floh@wu.ac.at</w:t>
+        <w:t xml:space="preserve">einleitung  Liebe Umfrageteilnehmer:innen,  Vielen Dank, dass Sie an unserer Studie teilnehmen. Im Rahmen eines Forschungsprojekts der WU Wien untersuchen wir, wie Konsument:innen in Deutschland Schokoladen- und Snackmarken wahrnehmen. Ihre Antworten helfen uns, aktuelle Trends im Süßwarenmarkt besser zu verstehen.  Was erwartet Sie?  Fragen zu Ihrer Markenwahrnehmung, Ihren Mediengewohnheiten und Ihrem Kaufverhalten bei Schokoladen- und Snackriegeln.  Datenschutz: Ihre Antworten werden anonym erfasst und ausschließlich für wissenschaftliche Zwecke verwendet. Eine Zuordnung zu Ihrer Person ist nicht möglich. Bitte beantworten Sie die Fragen spontan — es gibt keine richtigen oder falschen Antworten.  Mit besten Grüßen,  Dr. Arne Floh  arne.floh@wu.ac.at</w:t>
       </w:r>
     </w:p>
     <w:p>

--- a/NEOH_DE_Sep2026.docx
+++ b/NEOH_DE_Sep2026.docx
@@ -21,7 +21,7 @@
           <w:iCs/>
           <w:color w:val="595959"/>
         </w:rPr>
-        <w:t xml:space="preserve">Qualtrics-Fragebogendokumentation · Sprache DE · 26 Fragen</w:t>
+        <w:t xml:space="preserve">Qualtrics-Fragebogendokumentation · Sprache DE · 29 Fragen</w:t>
       </w:r>
     </w:p>
     <w:p>
@@ -62,7 +62,7 @@
         <w:ind w:left="240"/>
       </w:pPr>
       <w:r>
-        <w:t xml:space="preserve">Standard: Screening und Demografie (6 Fragen)</w:t>
+        <w:t xml:space="preserve">Standard: Screening und Demografie (7 Fragen)</w:t>
       </w:r>
     </w:p>
     <w:p>
@@ -170,16 +170,16 @@
         <w:ind w:left="240"/>
       </w:pPr>
       <w:r>
-        <w:t xml:space="preserve">Standard: Markenbekanntheit (4 Fragen)</w:t>
-      </w:r>
-    </w:p>
-    <w:p>
-      <w:pPr>
-        <w:spacing w:after="60" w:before="0"/>
-        <w:ind w:left="240"/>
-      </w:pPr>
-      <w:r>
-        <w:t xml:space="preserve">Branch — Screen-out: NEOH nicht bekannt: wenn bekanntheit = NEOH (13) nicht ausgewählt</w:t>
+        <w:t xml:space="preserve">Standard: Markenbekanntheit (6 Fragen)</w:t>
+      </w:r>
+    </w:p>
+    <w:p>
+      <w:pPr>
+        <w:spacing w:after="60" w:before="0"/>
+        <w:ind w:left="240"/>
+      </w:pPr>
+      <w:r>
+        <w:t xml:space="preserve">Branch — NEOH bekannt: Markenmodule: wenn bekanntheit = NEOH (13) ausgewählt</w:t>
       </w:r>
     </w:p>
     <w:p>
@@ -188,31 +188,22 @@
         <w:ind w:left="480"/>
       </w:pPr>
       <w:r>
-        <w:t xml:space="preserve">→ Ende der Umfrage</w:t>
-      </w:r>
-    </w:p>
-    <w:p>
-      <w:pPr>
-        <w:spacing w:after="60" w:before="0"/>
-        <w:ind w:left="240"/>
-      </w:pPr>
-      <w:r>
         <w:t xml:space="preserve">Standard: Medien (1 Frage)</w:t>
       </w:r>
     </w:p>
     <w:p>
       <w:pPr>
         <w:spacing w:after="60" w:before="0"/>
-        <w:ind w:left="240"/>
-      </w:pPr>
-      <w:r>
-        <w:t xml:space="preserve">Standard: Markengesundheit (5 Fragen)</w:t>
-      </w:r>
-    </w:p>
-    <w:p>
-      <w:pPr>
-        <w:spacing w:after="60" w:before="0"/>
-        <w:ind w:left="240"/>
+        <w:ind w:left="480"/>
+      </w:pPr>
+      <w:r>
+        <w:t xml:space="preserve">Standard: Markengesundheit (4 Fragen)</w:t>
+      </w:r>
+    </w:p>
+    <w:p>
+      <w:pPr>
+        <w:spacing w:after="60" w:before="0"/>
+        <w:ind w:left="480"/>
       </w:pPr>
       <w:r>
         <w:t xml:space="preserve">Standard: Markenwahrnehmung (1 Frage)</w:t>
@@ -221,7 +212,7 @@
     <w:p>
       <w:pPr>
         <w:spacing w:after="60" w:before="0"/>
-        <w:ind w:left="240"/>
+        <w:ind w:left="480"/>
       </w:pPr>
       <w:r>
         <w:t xml:space="preserve">Standard: Bedürfnisse und Bedeutung (2 Fragen)</w:t>
@@ -230,7 +221,7 @@
     <w:p>
       <w:pPr>
         <w:spacing w:after="60" w:before="0"/>
-        <w:ind w:left="240"/>
+        <w:ind w:left="480"/>
       </w:pPr>
       <w:r>
         <w:t xml:space="preserve">Standard: Markteffekte (1 Frage)</w:t>
@@ -239,10 +230,10 @@
     <w:p>
       <w:pPr>
         <w:spacing w:after="60" w:before="0"/>
-        <w:ind w:left="240"/>
-      </w:pPr>
-      <w:r>
-        <w:t xml:space="preserve">Standard: Markensentiment (4 Fragen)</w:t>
+        <w:ind w:left="480"/>
+      </w:pPr>
+      <w:r>
+        <w:t xml:space="preserve">Standard: Markensentiment (5 Fragen)</w:t>
       </w:r>
     </w:p>
     <w:p>
@@ -900,6 +891,81 @@
     </w:p>
     <w:p>
       <w:pPr>
+        <w:spacing w:after="60" w:before="80"/>
+        <w:jc w:val="center"/>
+      </w:pPr>
+      <w:r>
+        <w:rPr>
+          <w:i/>
+          <w:iCs/>
+          <w:color w:val="A6A6A6"/>
+        </w:rPr>
+        <w:t xml:space="preserve">— Seitenumbruch —</w:t>
+      </w:r>
+    </w:p>
+    <w:p>
+      <w:pPr>
+        <w:spacing w:after="80" w:before="120"/>
+      </w:pPr>
+      <w:r>
+        <w:rPr>
+          <w:b/>
+          <w:bCs/>
+        </w:rPr>
+        <w:t xml:space="preserve">attention  Diese Frage prüft nur, ob die Fragen aufmerksam gelesen werden. Bitte ziehen Sie den Schieberegler ganz nach rechts auf 100.</w:t>
+      </w:r>
+    </w:p>
+    <w:p>
+      <w:pPr>
+        <w:spacing w:after="80" w:before="0"/>
+      </w:pPr>
+      <w:r>
+        <w:rPr>
+          <w:i/>
+          <w:iCs/>
+          <w:color w:val="767171"/>
+        </w:rPr>
+        <w:t xml:space="preserve">[Antwortpflicht]</w:t>
+      </w:r>
+    </w:p>
+    <w:p>
+      <w:pPr>
+        <w:spacing w:after="60" w:before="0"/>
+        <w:ind w:left="240"/>
+      </w:pPr>
+      <w:r>
+        <w:rPr>
+          <w:color w:val="404040"/>
+        </w:rPr>
+        <w:t xml:space="preserve">Ganz links     |     Mitte     |     Ganz rechts</w:t>
+      </w:r>
+    </w:p>
+    <w:p>
+      <w:pPr>
+        <w:spacing w:after="60" w:before="0"/>
+        <w:ind w:left="240"/>
+      </w:pPr>
+      <w:r>
+        <w:rPr>
+          <w:rFonts w:ascii="Consolas" w:cs="Consolas" w:eastAsia="Consolas" w:hAnsi="Consolas"/>
+          <w:color w:val="767171"/>
+          <w:sz w:val="16"/>
+          <w:szCs w:val="16"/>
+        </w:rPr>
+        <w:t xml:space="preserve">-100   -80   -60   -40   -20   0   20   40   60   80   100</w:t>
+      </w:r>
+    </w:p>
+    <w:p>
+      <w:pPr>
+        <w:spacing w:after="60" w:before="0"/>
+        <w:ind w:left="240"/>
+      </w:pPr>
+      <w:r>
+        <w:t xml:space="preserve">Bitte klicken Sie auf den Schieberegler und ziehen Sie ihn ganz nach rechts</w:t>
+      </w:r>
+    </w:p>
+    <w:p>
+      <w:pPr>
         <w:spacing w:after="60" w:before="120"/>
       </w:pPr>
       <w:r>
@@ -1019,6 +1085,32 @@
     </w:p>
     <w:p>
       <w:pPr>
+        <w:spacing w:after="80" w:before="120"/>
+      </w:pPr>
+      <w:r>
+        <w:rPr>
+          <w:b/>
+          <w:bCs/>
+        </w:rPr>
+        <w:t xml:space="preserve">t_spontan  Timing</w:t>
+      </w:r>
+    </w:p>
+    <w:p>
+      <w:pPr>
+        <w:spacing w:after="60" w:before="0"/>
+        <w:ind w:left="240"/>
+      </w:pPr>
+      <w:r>
+        <w:rPr>
+          <w:i/>
+          <w:iCs/>
+          <w:color w:val="767171"/>
+        </w:rPr>
+        <w:t xml:space="preserve">Unsichtbares Timing-Element. Erfasst First Click, Last Click, Page Submit, Click Count für diese Seite.</w:t>
+      </w:r>
+    </w:p>
+    <w:p>
+      <w:pPr>
         <w:spacing w:after="60" w:before="80"/>
         <w:jc w:val="center"/>
       </w:pPr>
@@ -1671,6 +1763,32 @@
       </w:pPr>
       <w:r>
         <w:t xml:space="preserve">⊗ KEINE Marke  (99)</w:t>
+      </w:r>
+    </w:p>
+    <w:p>
+      <w:pPr>
+        <w:spacing w:after="80" w:before="120"/>
+      </w:pPr>
+      <w:r>
+        <w:rPr>
+          <w:b/>
+          <w:bCs/>
+        </w:rPr>
+        <w:t xml:space="preserve">t_raster  Timing</w:t>
+      </w:r>
+    </w:p>
+    <w:p>
+      <w:pPr>
+        <w:spacing w:after="60" w:before="0"/>
+        <w:ind w:left="240"/>
+      </w:pPr>
+      <w:r>
+        <w:rPr>
+          <w:i/>
+          <w:iCs/>
+          <w:color w:val="767171"/>
+        </w:rPr>
+        <w:t xml:space="preserve">Unsichtbares Timing-Element. Erfasst First Click, Last Click, Page Submit, Click Count für diese Seite.</w:t>
       </w:r>
     </w:p>
     <w:p>
@@ -1723,6 +1841,19 @@
     </w:p>
     <w:p>
       <w:pPr>
+        <w:spacing w:after="100" w:before="0"/>
+      </w:pPr>
+      <w:r>
+        <w:rPr>
+          <w:i/>
+          <w:iCs/>
+          <w:color w:val="767171"/>
+        </w:rPr>
+        <w:t xml:space="preserve">Nur wenn bekanntheit = NEOH (13) ausgewählt</w:t>
+      </w:r>
+    </w:p>
+    <w:p>
+      <w:pPr>
         <w:spacing w:after="80" w:before="120"/>
       </w:pPr>
       <w:r>
@@ -1881,6 +2012,19 @@
     </w:p>
     <w:p>
       <w:pPr>
+        <w:spacing w:after="100" w:before="0"/>
+      </w:pPr>
+      <w:r>
+        <w:rPr>
+          <w:i/>
+          <w:iCs/>
+          <w:color w:val="767171"/>
+        </w:rPr>
+        <w:t xml:space="preserve">Nur wenn bekanntheit = NEOH (13) ausgewählt</w:t>
+      </w:r>
+    </w:p>
+    <w:p>
+      <w:pPr>
         <w:spacing w:after="80" w:before="120"/>
       </w:pPr>
       <w:r>
@@ -2017,67 +2161,6 @@
       </w:pPr>
       <w:r>
         <w:t xml:space="preserve">☐ Weiß nicht</w:t>
-      </w:r>
-    </w:p>
-    <w:p>
-      <w:pPr>
-        <w:spacing w:after="80" w:before="120"/>
-      </w:pPr>
-      <w:r>
-        <w:rPr>
-          <w:b/>
-          <w:bCs/>
-        </w:rPr>
-        <w:t xml:space="preserve">attention  Diese Frage prüft nur, ob die Fragen aufmerksam gelesen werden. Bitte ziehen Sie den Schieberegler ganz nach rechts auf 100.</w:t>
-      </w:r>
-    </w:p>
-    <w:p>
-      <w:pPr>
-        <w:spacing w:after="80" w:before="0"/>
-      </w:pPr>
-      <w:r>
-        <w:rPr>
-          <w:i/>
-          <w:iCs/>
-          <w:color w:val="767171"/>
-        </w:rPr>
-        <w:t xml:space="preserve">[Antwortpflicht]</w:t>
-      </w:r>
-    </w:p>
-    <w:p>
-      <w:pPr>
-        <w:spacing w:after="60" w:before="0"/>
-        <w:ind w:left="240"/>
-      </w:pPr>
-      <w:r>
-        <w:rPr>
-          <w:color w:val="404040"/>
-        </w:rPr>
-        <w:t xml:space="preserve">Ganz links     |     Mitte     |     Ganz rechts</w:t>
-      </w:r>
-    </w:p>
-    <w:p>
-      <w:pPr>
-        <w:spacing w:after="60" w:before="0"/>
-        <w:ind w:left="240"/>
-      </w:pPr>
-      <w:r>
-        <w:rPr>
-          <w:rFonts w:ascii="Consolas" w:cs="Consolas" w:eastAsia="Consolas" w:hAnsi="Consolas"/>
-          <w:color w:val="767171"/>
-          <w:sz w:val="16"/>
-          <w:szCs w:val="16"/>
-        </w:rPr>
-        <w:t xml:space="preserve">-100   -80   -60   -40   -20   0   20   40   60   80   100</w:t>
-      </w:r>
-    </w:p>
-    <w:p>
-      <w:pPr>
-        <w:spacing w:after="60" w:before="0"/>
-        <w:ind w:left="240"/>
-      </w:pPr>
-      <w:r>
-        <w:t xml:space="preserve">Bitte klicken Sie auf den Schieberegler und ziehen Sie ihn ganz nach rechts</w:t>
       </w:r>
     </w:p>
     <w:p>
@@ -2256,6 +2339,19 @@
     </w:p>
     <w:p>
       <w:pPr>
+        <w:spacing w:after="100" w:before="0"/>
+      </w:pPr>
+      <w:r>
+        <w:rPr>
+          <w:i/>
+          <w:iCs/>
+          <w:color w:val="767171"/>
+        </w:rPr>
+        <w:t xml:space="preserve">Nur wenn bekanntheit = NEOH (13) ausgewählt</w:t>
+      </w:r>
+    </w:p>
+    <w:p>
+      <w:pPr>
         <w:spacing w:after="80" w:before="120"/>
       </w:pPr>
       <w:r>
@@ -2360,6 +2456,19 @@
     </w:p>
     <w:p>
       <w:pPr>
+        <w:spacing w:after="100" w:before="0"/>
+      </w:pPr>
+      <w:r>
+        <w:rPr>
+          <w:i/>
+          <w:iCs/>
+          <w:color w:val="767171"/>
+        </w:rPr>
+        <w:t xml:space="preserve">Nur wenn bekanntheit = NEOH (13) ausgewählt</w:t>
+      </w:r>
+    </w:p>
+    <w:p>
+      <w:pPr>
         <w:spacing w:after="80" w:before="120"/>
       </w:pPr>
       <w:r>
@@ -2642,6 +2751,19 @@
     </w:p>
     <w:p>
       <w:pPr>
+        <w:spacing w:after="100" w:before="0"/>
+      </w:pPr>
+      <w:r>
+        <w:rPr>
+          <w:i/>
+          <w:iCs/>
+          <w:color w:val="767171"/>
+        </w:rPr>
+        <w:t xml:space="preserve">Nur wenn bekanntheit = NEOH (13) ausgewählt</w:t>
+      </w:r>
+    </w:p>
+    <w:p>
+      <w:pPr>
         <w:spacing w:after="60" w:before="120"/>
       </w:pPr>
       <w:r>
@@ -2823,6 +2945,19 @@
     </w:p>
     <w:p>
       <w:pPr>
+        <w:spacing w:after="100" w:before="0"/>
+      </w:pPr>
+      <w:r>
+        <w:rPr>
+          <w:i/>
+          <w:iCs/>
+          <w:color w:val="767171"/>
+        </w:rPr>
+        <w:t xml:space="preserve">Nur wenn bekanntheit = NEOH (13) ausgewählt</w:t>
+      </w:r>
+    </w:p>
+    <w:p>
+      <w:pPr>
         <w:spacing w:after="80" w:before="120"/>
       </w:pPr>
       <w:r>
@@ -3201,6 +3336,32 @@
       </w:pPr>
       <w:r>
         <w:t xml:space="preserve">10  (10)</w:t>
+      </w:r>
+    </w:p>
+    <w:p>
+      <w:pPr>
+        <w:spacing w:after="80" w:before="120"/>
+      </w:pPr>
+      <w:r>
+        <w:rPr>
+          <w:b/>
+          <w:bCs/>
+        </w:rPr>
+        <w:t xml:space="preserve">t_sentiment  Timing</w:t>
+      </w:r>
+    </w:p>
+    <w:p>
+      <w:pPr>
+        <w:spacing w:after="60" w:before="0"/>
+        <w:ind w:left="240"/>
+      </w:pPr>
+      <w:r>
+        <w:rPr>
+          <w:i/>
+          <w:iCs/>
+          <w:color w:val="767171"/>
+        </w:rPr>
+        <w:t xml:space="preserve">Unsichtbares Timing-Element. Erfasst First Click, Last Click, Page Submit, Click Count für diese Seite.</w:t>
       </w:r>
     </w:p>
     <w:p>

--- a/NEOH_DE_Sep2026.docx
+++ b/NEOH_DE_Sep2026.docx
@@ -21,7 +21,7 @@
           <w:iCs/>
           <w:color w:val="595959"/>
         </w:rPr>
-        <w:t xml:space="preserve">Qualtrics-Fragebogendokumentation · Sprache DE · 29 Fragen</w:t>
+        <w:t xml:space="preserve">Qualtrics-Fragebogendokumentation · Sprache DE · 28 Fragen</w:t>
       </w:r>
     </w:p>
     <w:p>
@@ -71,7 +71,7 @@
         <w:ind w:left="240"/>
       </w:pPr>
       <w:r>
-        <w:t xml:space="preserve">Branch — Screen-out: unter 18 Jahre: wenn alter &lt; 18</w:t>
+        <w:t xml:space="preserve">Branch — Screen-out: unter 18 Jahre: wenn alter = Unter 18 Jahre (1) ausgewählt</w:t>
       </w:r>
     </w:p>
     <w:p>
@@ -89,16 +89,16 @@
         <w:ind w:left="240"/>
       </w:pPr>
       <w:r>
-        <w:t xml:space="preserve">Embedded Data: altersgruppe = 60-99</w:t>
-      </w:r>
-    </w:p>
-    <w:p>
-      <w:pPr>
-        <w:spacing w:after="60" w:before="0"/>
-        <w:ind w:left="240"/>
-      </w:pPr>
-      <w:r>
-        <w:t xml:space="preserve">Branch — altersgruppe 50-59: wenn alter &lt; 60</w:t>
+        <w:t xml:space="preserve">Standard: Markenbekanntheit (6 Fragen)</w:t>
+      </w:r>
+    </w:p>
+    <w:p>
+      <w:pPr>
+        <w:spacing w:after="60" w:before="0"/>
+        <w:ind w:left="240"/>
+      </w:pPr>
+      <w:r>
+        <w:t xml:space="preserve">Branch — NEOH bekannt: Markenmodule: wenn bekanntheit = NEOH (13) ausgewählt</w:t>
       </w:r>
     </w:p>
     <w:p>
@@ -107,16 +107,7 @@
         <w:ind w:left="480"/>
       </w:pPr>
       <w:r>
-        <w:t xml:space="preserve">Embedded Data: altersgruppe = 50-59</w:t>
-      </w:r>
-    </w:p>
-    <w:p>
-      <w:pPr>
-        <w:spacing w:after="60" w:before="0"/>
-        <w:ind w:left="240"/>
-      </w:pPr>
-      <w:r>
-        <w:t xml:space="preserve">Branch — altersgruppe 40-49: wenn alter &lt; 50</w:t>
+        <w:t xml:space="preserve">Standard: Medien (1 Frage)</w:t>
       </w:r>
     </w:p>
     <w:p>
@@ -125,16 +116,7 @@
         <w:ind w:left="480"/>
       </w:pPr>
       <w:r>
-        <w:t xml:space="preserve">Embedded Data: altersgruppe = 40-49</w:t>
-      </w:r>
-    </w:p>
-    <w:p>
-      <w:pPr>
-        <w:spacing w:after="60" w:before="0"/>
-        <w:ind w:left="240"/>
-      </w:pPr>
-      <w:r>
-        <w:t xml:space="preserve">Branch — altersgruppe 30-39: wenn alter &lt; 40</w:t>
+        <w:t xml:space="preserve">Standard: Markengesundheit (4 Fragen)</w:t>
       </w:r>
     </w:p>
     <w:p>
@@ -143,16 +125,7 @@
         <w:ind w:left="480"/>
       </w:pPr>
       <w:r>
-        <w:t xml:space="preserve">Embedded Data: altersgruppe = 30-39</w:t>
-      </w:r>
-    </w:p>
-    <w:p>
-      <w:pPr>
-        <w:spacing w:after="60" w:before="0"/>
-        <w:ind w:left="240"/>
-      </w:pPr>
-      <w:r>
-        <w:t xml:space="preserve">Branch — altersgruppe 18-29: wenn alter &lt; 30</w:t>
+        <w:t xml:space="preserve">Standard: Markenwahrnehmung (1 Frage)</w:t>
       </w:r>
     </w:p>
     <w:p>
@@ -161,25 +134,7 @@
         <w:ind w:left="480"/>
       </w:pPr>
       <w:r>
-        <w:t xml:space="preserve">Embedded Data: altersgruppe = 18-29</w:t>
-      </w:r>
-    </w:p>
-    <w:p>
-      <w:pPr>
-        <w:spacing w:after="60" w:before="0"/>
-        <w:ind w:left="240"/>
-      </w:pPr>
-      <w:r>
-        <w:t xml:space="preserve">Standard: Markenbekanntheit (6 Fragen)</w:t>
-      </w:r>
-    </w:p>
-    <w:p>
-      <w:pPr>
-        <w:spacing w:after="60" w:before="0"/>
-        <w:ind w:left="240"/>
-      </w:pPr>
-      <w:r>
-        <w:t xml:space="preserve">Branch — NEOH bekannt: Markenmodule: wenn bekanntheit = NEOH (13) ausgewählt</w:t>
+        <w:t xml:space="preserve">Standard: Bedürfnisse und Bedeutung (2 Fragen)</w:t>
       </w:r>
     </w:p>
     <w:p>
@@ -188,7 +143,7 @@
         <w:ind w:left="480"/>
       </w:pPr>
       <w:r>
-        <w:t xml:space="preserve">Standard: Medien (1 Frage)</w:t>
+        <w:t xml:space="preserve">Standard: Markteffekte (1 Frage)</w:t>
       </w:r>
     </w:p>
     <w:p>
@@ -197,43 +152,7 @@
         <w:ind w:left="480"/>
       </w:pPr>
       <w:r>
-        <w:t xml:space="preserve">Standard: Markengesundheit (4 Fragen)</w:t>
-      </w:r>
-    </w:p>
-    <w:p>
-      <w:pPr>
-        <w:spacing w:after="60" w:before="0"/>
-        <w:ind w:left="480"/>
-      </w:pPr>
-      <w:r>
-        <w:t xml:space="preserve">Standard: Markenwahrnehmung (1 Frage)</w:t>
-      </w:r>
-    </w:p>
-    <w:p>
-      <w:pPr>
-        <w:spacing w:after="60" w:before="0"/>
-        <w:ind w:left="480"/>
-      </w:pPr>
-      <w:r>
-        <w:t xml:space="preserve">Standard: Bedürfnisse und Bedeutung (2 Fragen)</w:t>
-      </w:r>
-    </w:p>
-    <w:p>
-      <w:pPr>
-        <w:spacing w:after="60" w:before="0"/>
-        <w:ind w:left="480"/>
-      </w:pPr>
-      <w:r>
-        <w:t xml:space="preserve">Standard: Markteffekte (1 Frage)</w:t>
-      </w:r>
-    </w:p>
-    <w:p>
-      <w:pPr>
-        <w:spacing w:after="60" w:before="0"/>
-        <w:ind w:left="480"/>
-      </w:pPr>
-      <w:r>
-        <w:t xml:space="preserve">Standard: Markensentiment (5 Fragen)</w:t>
+        <w:t xml:space="preserve">Standard: Markensentiment (4 Fragen)</w:t>
       </w:r>
     </w:p>
     <w:p>
@@ -423,7 +342,7 @@
           <w:b/>
           <w:bCs/>
         </w:rPr>
-        <w:t xml:space="preserve">alter  Wie alt sind Sie? (Angabe in Zahlen, zB 51)</w:t>
+        <w:t xml:space="preserve">alter  Wie alt sind Sie?</w:t>
       </w:r>
     </w:p>
     <w:p>
@@ -436,19 +355,61 @@
           <w:iCs/>
           <w:color w:val="767171"/>
         </w:rPr>
-        <w:t xml:space="preserve">[Antwortpflicht · Zahl 12–99]</w:t>
-      </w:r>
-    </w:p>
-    <w:p>
-      <w:pPr>
-        <w:spacing w:after="20" w:before="0"/>
-        <w:ind w:left="240"/>
-      </w:pPr>
-      <w:r>
-        <w:rPr>
-          <w:color w:val="A6A6A6"/>
-        </w:rPr>
-        <w:t xml:space="preserve">________________________________________________________________________</w:t>
+        <w:t xml:space="preserve">[Antwortpflicht]</w:t>
+      </w:r>
+    </w:p>
+    <w:p>
+      <w:pPr>
+        <w:spacing w:after="20" w:before="0"/>
+        <w:ind w:left="240"/>
+      </w:pPr>
+      <w:r>
+        <w:t xml:space="preserve">Unter 18 Jahre  (1)</w:t>
+      </w:r>
+    </w:p>
+    <w:p>
+      <w:pPr>
+        <w:spacing w:after="20" w:before="0"/>
+        <w:ind w:left="240"/>
+      </w:pPr>
+      <w:r>
+        <w:t xml:space="preserve">18 bis 29 Jahre  (2)</w:t>
+      </w:r>
+    </w:p>
+    <w:p>
+      <w:pPr>
+        <w:spacing w:after="20" w:before="0"/>
+        <w:ind w:left="240"/>
+      </w:pPr>
+      <w:r>
+        <w:t xml:space="preserve">30 bis 39 Jahre  (3)</w:t>
+      </w:r>
+    </w:p>
+    <w:p>
+      <w:pPr>
+        <w:spacing w:after="20" w:before="0"/>
+        <w:ind w:left="240"/>
+      </w:pPr>
+      <w:r>
+        <w:t xml:space="preserve">40 bis 49 Jahre  (4)</w:t>
+      </w:r>
+    </w:p>
+    <w:p>
+      <w:pPr>
+        <w:spacing w:after="20" w:before="0"/>
+        <w:ind w:left="240"/>
+      </w:pPr>
+      <w:r>
+        <w:t xml:space="preserve">50 bis 59 Jahre  (5)</w:t>
+      </w:r>
+    </w:p>
+    <w:p>
+      <w:pPr>
+        <w:spacing w:after="20" w:before="0"/>
+        <w:ind w:left="240"/>
+      </w:pPr>
+      <w:r>
+        <w:t xml:space="preserve">60 Jahre und älter  (6)</w:t>
       </w:r>
     </w:p>
     <w:p>
@@ -2966,91 +2927,6 @@
           <w:bCs/>
         </w:rPr>
         <w:t xml:space="preserve">beschreibung  Wie würden Sie NEOH einem Freund beschreiben?</w:t>
-      </w:r>
-    </w:p>
-    <w:p>
-      <w:pPr>
-        <w:spacing w:after="80" w:before="0"/>
-      </w:pPr>
-      <w:r>
-        <w:rPr>
-          <w:i/>
-          <w:iCs/>
-          <w:color w:val="767171"/>
-        </w:rPr>
-        <w:t xml:space="preserve">[Antwort erbeten]</w:t>
-      </w:r>
-    </w:p>
-    <w:p>
-      <w:pPr>
-        <w:spacing w:after="20" w:before="0"/>
-        <w:ind w:left="240"/>
-      </w:pPr>
-      <w:r>
-        <w:rPr>
-          <w:color w:val="A6A6A6"/>
-        </w:rPr>
-        <w:t xml:space="preserve">________________________________________________________________________</w:t>
-      </w:r>
-    </w:p>
-    <w:p>
-      <w:pPr>
-        <w:spacing w:after="20" w:before="0"/>
-        <w:ind w:left="240"/>
-      </w:pPr>
-      <w:r>
-        <w:rPr>
-          <w:color w:val="A6A6A6"/>
-        </w:rPr>
-        <w:t xml:space="preserve">________________________________________________________________________</w:t>
-      </w:r>
-    </w:p>
-    <w:p>
-      <w:pPr>
-        <w:spacing w:after="20" w:before="0"/>
-        <w:ind w:left="240"/>
-      </w:pPr>
-      <w:r>
-        <w:rPr>
-          <w:color w:val="A6A6A6"/>
-        </w:rPr>
-        <w:t xml:space="preserve">________________________________________________________________________</w:t>
-      </w:r>
-    </w:p>
-    <w:p>
-      <w:pPr>
-        <w:spacing w:after="20" w:before="0"/>
-        <w:ind w:left="240"/>
-      </w:pPr>
-      <w:r>
-        <w:rPr>
-          <w:color w:val="A6A6A6"/>
-        </w:rPr>
-        <w:t xml:space="preserve">________________________________________________________________________</w:t>
-      </w:r>
-    </w:p>
-    <w:p>
-      <w:pPr>
-        <w:spacing w:after="20" w:before="0"/>
-        <w:ind w:left="240"/>
-      </w:pPr>
-      <w:r>
-        <w:rPr>
-          <w:color w:val="A6A6A6"/>
-        </w:rPr>
-        <w:t xml:space="preserve">________________________________________________________________________</w:t>
-      </w:r>
-    </w:p>
-    <w:p>
-      <w:pPr>
-        <w:spacing w:after="80" w:before="120"/>
-      </w:pPr>
-      <w:r>
-        <w:rPr>
-          <w:b/>
-          <w:bCs/>
-        </w:rPr>
-        <w:t xml:space="preserve">erfahrung  Beschreiben Sie Ihre letzte Erfahrung mit NEOH in 2-3 Sätzen.</w:t>
       </w:r>
     </w:p>
     <w:p>

--- a/NEOH_DE_Sep2026.docx
+++ b/NEOH_DE_Sep2026.docx
@@ -2047,15 +2047,6 @@
     </w:p>
     <w:p>
       <w:pPr>
-        <w:spacing w:after="60" w:before="0"/>
-        <w:ind w:left="240"/>
-      </w:pPr>
-      <w:r>
-        <w:t xml:space="preserve">☐ Weiß nicht</w:t>
-      </w:r>
-    </w:p>
-    <w:p>
-      <w:pPr>
         <w:spacing w:after="80" w:before="120"/>
       </w:pPr>
       <w:r>
@@ -2117,15 +2108,6 @@
     </w:p>
     <w:p>
       <w:pPr>
-        <w:spacing w:after="60" w:before="0"/>
-        <w:ind w:left="240"/>
-      </w:pPr>
-      <w:r>
-        <w:t xml:space="preserve">☐ Weiß nicht</w:t>
-      </w:r>
-    </w:p>
-    <w:p>
-      <w:pPr>
         <w:spacing w:after="80" w:before="120"/>
       </w:pPr>
       <w:r>
@@ -2187,15 +2169,6 @@
     </w:p>
     <w:p>
       <w:pPr>
-        <w:spacing w:after="60" w:before="0"/>
-        <w:ind w:left="240"/>
-      </w:pPr>
-      <w:r>
-        <w:t xml:space="preserve">☐ Weiß nicht</w:t>
-      </w:r>
-    </w:p>
-    <w:p>
-      <w:pPr>
         <w:spacing w:after="80" w:before="120"/>
       </w:pPr>
       <w:r>
@@ -2253,15 +2226,6 @@
       </w:pPr>
       <w:r>
         <w:t xml:space="preserve">Bitte klicken Sie auf den Schieberegler und ziehen Sie die Maus links oder rechts</w:t>
-      </w:r>
-    </w:p>
-    <w:p>
-      <w:pPr>
-        <w:spacing w:after="60" w:before="0"/>
-        <w:ind w:left="240"/>
-      </w:pPr>
-      <w:r>
-        <w:t xml:space="preserve">☐ Weiß nicht</w:t>
       </w:r>
     </w:p>
     <w:p>
@@ -2370,15 +2334,6 @@
       </w:pPr>
       <w:r>
         <w:t xml:space="preserve">Bitte klicken Sie auf den Schieberegler und ziehen Sie die Maus links oder rechts</w:t>
-      </w:r>
-    </w:p>
-    <w:p>
-      <w:pPr>
-        <w:spacing w:after="60" w:before="0"/>
-        <w:ind w:left="240"/>
-      </w:pPr>
-      <w:r>
-        <w:t xml:space="preserve">☐ Weiß nicht</w:t>
       </w:r>
     </w:p>
     <w:p>

--- a/NEOH_DE_Sep2026.docx
+++ b/NEOH_DE_Sep2026.docx
@@ -44,7 +44,7 @@
         <w:ind w:left="240"/>
       </w:pPr>
       <w:r>
-        <w:t xml:space="preserve">Embedded Data: land = DE, PID = </w:t>
+        <w:t xml:space="preserve">Embedded Data: land = DE, PID = undefined</w:t>
       </w:r>
     </w:p>
     <w:p>

--- a/NEOH_DE_Sep2026.docx
+++ b/NEOH_DE_Sep2026.docx
@@ -3390,7 +3390,7 @@
         <w:ind w:left="240"/>
       </w:pPr>
       <w:r>
-        <w:t xml:space="preserve">Abschluss: DefaultMessage</w:t>
+        <w:t xml:space="preserve">Abschluss: Redirect</w:t>
       </w:r>
     </w:p>
     <w:p>

--- a/NEOH_DE_Sep2026.docx
+++ b/NEOH_DE_Sep2026.docx
@@ -44,7 +44,7 @@
         <w:ind w:left="240"/>
       </w:pPr>
       <w:r>
-        <w:t xml:space="preserve">Embedded Data: land = DE, PID = undefined</w:t>
+        <w:t xml:space="preserve">Embedded Data: land = DE, PID (aus URL gesetzt)</w:t>
       </w:r>
     </w:p>
     <w:p>
@@ -72,6 +72,24 @@
       </w:pPr>
       <w:r>
         <w:t xml:space="preserve">Branch — Screen-out: unter 18 Jahre: wenn alter = Unter 18 Jahre (1) ausgewählt</w:t>
+      </w:r>
+    </w:p>
+    <w:p>
+      <w:pPr>
+        <w:spacing w:after="60" w:before="0"/>
+        <w:ind w:left="480"/>
+      </w:pPr>
+      <w:r>
+        <w:t xml:space="preserve">→ Ende der Umfrage</w:t>
+      </w:r>
+    </w:p>
+    <w:p>
+      <w:pPr>
+        <w:spacing w:after="60" w:before="0"/>
+        <w:ind w:left="240"/>
+      </w:pPr>
+      <w:r>
+        <w:t xml:space="preserve">Branch — Quality terminate: Aufmerksamkeitsprüfung nicht bestanden: wenn attention kleiner als 90</w:t>
       </w:r>
     </w:p>
     <w:p>

--- a/NEOH_DE_Sep2026.docx
+++ b/NEOH_DE_Sep2026.docx
@@ -1214,6 +1214,15 @@
         <w:ind w:left="240"/>
       </w:pPr>
       <w:r>
+        <w:t xml:space="preserve">KitKat  (94)</w:t>
+      </w:r>
+    </w:p>
+    <w:p>
+      <w:pPr>
+        <w:spacing w:after="20" w:before="0"/>
+        <w:ind w:left="240"/>
+      </w:pPr>
+      <w:r>
         <w:t xml:space="preserve">Knoppers  (9)</w:t>
       </w:r>
     </w:p>
@@ -1223,6 +1232,15 @@
         <w:ind w:left="240"/>
       </w:pPr>
       <w:r>
+        <w:t xml:space="preserve">Lindt  (95)</w:t>
+      </w:r>
+    </w:p>
+    <w:p>
+      <w:pPr>
+        <w:spacing w:after="20" w:before="0"/>
+        <w:ind w:left="240"/>
+      </w:pPr>
+      <w:r>
         <w:t xml:space="preserve">Manner  (10)</w:t>
       </w:r>
     </w:p>
@@ -1295,6 +1313,15 @@
         <w:ind w:left="240"/>
       </w:pPr>
       <w:r>
+        <w:t xml:space="preserve">Ritter Sport  (96)</w:t>
+      </w:r>
+    </w:p>
+    <w:p>
+      <w:pPr>
+        <w:spacing w:after="20" w:before="0"/>
+        <w:ind w:left="240"/>
+      </w:pPr>
+      <w:r>
         <w:t xml:space="preserve">Snickers  (17)</w:t>
       </w:r>
     </w:p>
@@ -1304,6 +1331,15 @@
         <w:ind w:left="240"/>
       </w:pPr>
       <w:r>
+        <w:t xml:space="preserve">Twix  (93)</w:t>
+      </w:r>
+    </w:p>
+    <w:p>
+      <w:pPr>
+        <w:spacing w:after="20" w:before="0"/>
+        <w:ind w:left="240"/>
+      </w:pPr>
+      <w:r>
         <w:t xml:space="preserve">Xucker  (91)</w:t>
       </w:r>
     </w:p>
@@ -1428,6 +1464,15 @@
         <w:ind w:left="240"/>
       </w:pPr>
       <w:r>
+        <w:t xml:space="preserve">KitKat  (94)</w:t>
+      </w:r>
+    </w:p>
+    <w:p>
+      <w:pPr>
+        <w:spacing w:after="20" w:before="0"/>
+        <w:ind w:left="240"/>
+      </w:pPr>
+      <w:r>
         <w:t xml:space="preserve">Knoppers  (9)</w:t>
       </w:r>
     </w:p>
@@ -1437,6 +1482,15 @@
         <w:ind w:left="240"/>
       </w:pPr>
       <w:r>
+        <w:t xml:space="preserve">Lindt  (95)</w:t>
+      </w:r>
+    </w:p>
+    <w:p>
+      <w:pPr>
+        <w:spacing w:after="20" w:before="0"/>
+        <w:ind w:left="240"/>
+      </w:pPr>
+      <w:r>
         <w:t xml:space="preserve">Manner  (10)</w:t>
       </w:r>
     </w:p>
@@ -1509,6 +1563,15 @@
         <w:ind w:left="240"/>
       </w:pPr>
       <w:r>
+        <w:t xml:space="preserve">Ritter Sport  (96)</w:t>
+      </w:r>
+    </w:p>
+    <w:p>
+      <w:pPr>
+        <w:spacing w:after="20" w:before="0"/>
+        <w:ind w:left="240"/>
+      </w:pPr>
+      <w:r>
         <w:t xml:space="preserve">Snickers  (17)</w:t>
       </w:r>
     </w:p>
@@ -1518,6 +1581,15 @@
         <w:ind w:left="240"/>
       </w:pPr>
       <w:r>
+        <w:t xml:space="preserve">Twix  (93)</w:t>
+      </w:r>
+    </w:p>
+    <w:p>
+      <w:pPr>
+        <w:spacing w:after="20" w:before="0"/>
+        <w:ind w:left="240"/>
+      </w:pPr>
+      <w:r>
         <w:t xml:space="preserve">Xucker  (91)</w:t>
       </w:r>
     </w:p>
@@ -1642,6 +1714,15 @@
         <w:ind w:left="240"/>
       </w:pPr>
       <w:r>
+        <w:t xml:space="preserve">KitKat  (94)</w:t>
+      </w:r>
+    </w:p>
+    <w:p>
+      <w:pPr>
+        <w:spacing w:after="20" w:before="0"/>
+        <w:ind w:left="240"/>
+      </w:pPr>
+      <w:r>
         <w:t xml:space="preserve">Knoppers  (9)</w:t>
       </w:r>
     </w:p>
@@ -1651,6 +1732,15 @@
         <w:ind w:left="240"/>
       </w:pPr>
       <w:r>
+        <w:t xml:space="preserve">Lindt  (95)</w:t>
+      </w:r>
+    </w:p>
+    <w:p>
+      <w:pPr>
+        <w:spacing w:after="20" w:before="0"/>
+        <w:ind w:left="240"/>
+      </w:pPr>
+      <w:r>
         <w:t xml:space="preserve">Manner  (10)</w:t>
       </w:r>
     </w:p>
@@ -1723,7 +1813,25 @@
         <w:ind w:left="240"/>
       </w:pPr>
       <w:r>
+        <w:t xml:space="preserve">Ritter Sport  (96)</w:t>
+      </w:r>
+    </w:p>
+    <w:p>
+      <w:pPr>
+        <w:spacing w:after="20" w:before="0"/>
+        <w:ind w:left="240"/>
+      </w:pPr>
+      <w:r>
         <w:t xml:space="preserve">Snickers  (17)</w:t>
+      </w:r>
+    </w:p>
+    <w:p>
+      <w:pPr>
+        <w:spacing w:after="20" w:before="0"/>
+        <w:ind w:left="240"/>
+      </w:pPr>
+      <w:r>
+        <w:t xml:space="preserve">Twix  (93)</w:t>
       </w:r>
     </w:p>
     <w:p>
